--- a/skills/professional-researcher/examples/sample_research_output.docx
+++ b/skills/professional-researcher/examples/sample_research_output.docx
@@ -4,12 +4,12 @@
   <w:body>
     <w:p>
       <w:pPr>
-        <w:spacing w:before="200" w:after="160"/>
+        <w:spacing w:before="120" w:after="160"/>
       </w:pPr>
       <w:r>
         <w:rPr>
           <w:b/>
-          <w:color w:val="2563EB"/>
+          <w:color w:val="7B7F8A"/>
           <w:sz w:val="19"/>
         </w:rPr>
         <w:t>STRATEGIC RESEARCH &amp; TECHNICAL EVALUATION</w:t>
@@ -34,7 +34,7 @@
       </w:pPr>
       <w:r>
         <w:rPr>
-          <w:color w:val="334155"/>
+          <w:color w:val="353B4C"/>
           <w:sz w:val="26"/>
         </w:rPr>
         <w:t>Comprehensive Technical Feasibility, L2/L3 Certifications, and Gateway Economics</w:t>
@@ -230,7 +230,7 @@
       </w:pPr>
       <w:r>
         <w:rPr>
-          <w:color w:val="2563EB"/>
+          <w:color w:val="7B7F8A"/>
           <w:sz w:val="16"/>
         </w:rPr>
         <w:t>――――――――――――――――――――――――――――――――――――――――――――――――――</w:t>
@@ -257,7 +257,7 @@
       </w:pPr>
       <w:r>
         <w:rPr>
-          <w:color w:val="2563EB"/>
+          <w:color w:val="7B7F8A"/>
           <w:sz w:val="20"/>
         </w:rPr>
         <w:t>1. Architectural Paradigms: Dedicated vs. SoftPOS vs. Semi-Integrated</w:t>
@@ -270,7 +270,7 @@
       </w:pPr>
       <w:r>
         <w:rPr>
-          <w:color w:val="2563EB"/>
+          <w:color w:val="7B7F8A"/>
           <w:sz w:val="20"/>
         </w:rPr>
         <w:t>2. Kernel Cryptographic Security &amp; Remote Attestation</w:t>
@@ -283,7 +283,7 @@
       </w:pPr>
       <w:r>
         <w:rPr>
-          <w:color w:val="334155"/>
+          <w:color w:val="353B4C"/>
           <w:sz w:val="19"/>
         </w:rPr>
         <w:t>Key Security Safeguards:</w:t>
@@ -296,7 +296,7 @@
       </w:pPr>
       <w:r>
         <w:rPr>
-          <w:color w:val="2563EB"/>
+          <w:color w:val="7B7F8A"/>
           <w:sz w:val="20"/>
         </w:rPr>
         <w:t>3. Strategic Recommendations &amp; 90-Day Execution Roadmap</w:t>
@@ -319,7 +319,7 @@
       <w:r>
         <w:rPr>
           <w:rFonts w:ascii="Calibri" w:hAnsi="Calibri"/>
-          <w:color w:val="1E293B"/>
+          <w:color w:val="0F172A"/>
           <w:sz w:val="21"/>
         </w:rPr>
         <w:t xml:space="preserve">The retail payment acceptance landscape is undergoing a structural paradigm shift away from proprietary, vendor-locked point-of-sale (POS) hardware towards </w:t>
@@ -328,7 +328,7 @@
         <w:rPr>
           <w:rFonts w:ascii="Calibri" w:hAnsi="Calibri"/>
           <w:b/>
-          <w:color w:val="1E293B"/>
+          <w:color w:val="0F172A"/>
           <w:sz w:val="21"/>
         </w:rPr>
         <w:t>Commercial Off-The-Shelf (COTS) Android devices</w:t>
@@ -336,7 +336,7 @@
       <w:r>
         <w:rPr>
           <w:rFonts w:ascii="Calibri" w:hAnsi="Calibri"/>
-          <w:color w:val="1E293B"/>
+          <w:color w:val="0F172A"/>
           <w:sz w:val="21"/>
         </w:rPr>
         <w:t xml:space="preserve"> and </w:t>
@@ -345,7 +345,7 @@
         <w:rPr>
           <w:rFonts w:ascii="Calibri" w:hAnsi="Calibri"/>
           <w:b/>
-          <w:color w:val="1E293B"/>
+          <w:color w:val="0F172A"/>
           <w:sz w:val="21"/>
         </w:rPr>
         <w:t>SoftPOS (Tap-to-Phone)</w:t>
@@ -353,7 +353,7 @@
       <w:r>
         <w:rPr>
           <w:rFonts w:ascii="Calibri" w:hAnsi="Calibri"/>
-          <w:color w:val="1E293B"/>
+          <w:color w:val="0F172A"/>
           <w:sz w:val="21"/>
         </w:rPr>
         <w:t xml:space="preserve"> software architectures.</w:t>
@@ -363,7 +363,7 @@
       <w:r>
         <w:rPr>
           <w:rFonts w:ascii="Calibri" w:hAnsi="Calibri"/>
-          <w:color w:val="1E293B"/>
+          <w:color w:val="0F172A"/>
           <w:sz w:val="21"/>
         </w:rPr>
         <w:t xml:space="preserve">This transformation presents significant operational cost reductions, shrinking terminal acquisition CapEx from upwards of </w:t>
@@ -372,7 +372,7 @@
         <w:rPr>
           <w:rFonts w:ascii="Calibri" w:hAnsi="Calibri"/>
           <w:b/>
-          <w:color w:val="1E293B"/>
+          <w:color w:val="0F172A"/>
           <w:sz w:val="21"/>
         </w:rPr>
         <w:t>$350 per device</w:t>
@@ -380,7 +380,7 @@
       <w:r>
         <w:rPr>
           <w:rFonts w:ascii="Calibri" w:hAnsi="Calibri"/>
-          <w:color w:val="1E293B"/>
+          <w:color w:val="0F172A"/>
           <w:sz w:val="21"/>
         </w:rPr>
         <w:t xml:space="preserve"> down to </w:t>
@@ -389,7 +389,7 @@
         <w:rPr>
           <w:rFonts w:ascii="Calibri" w:hAnsi="Calibri"/>
           <w:b/>
-          <w:color w:val="1E293B"/>
+          <w:color w:val="0F172A"/>
           <w:sz w:val="21"/>
         </w:rPr>
         <w:t>sub-$120 unlocked enterprise hardware</w:t>
@@ -397,7 +397,7 @@
       <w:r>
         <w:rPr>
           <w:rFonts w:ascii="Calibri" w:hAnsi="Calibri"/>
-          <w:color w:val="1E293B"/>
+          <w:color w:val="0F172A"/>
           <w:sz w:val="21"/>
         </w:rPr>
         <w:t xml:space="preserve"> or zero-hardware BYOD (Bring Your Own Device) deployments for micro-merchants.</w:t>
@@ -471,7 +471,7 @@
       <w:r>
         <w:rPr>
           <w:rFonts w:ascii="Calibri" w:hAnsi="Calibri"/>
-          <w:color w:val="1E293B"/>
+          <w:color w:val="0F172A"/>
           <w:sz w:val="21"/>
         </w:rPr>
         <w:t>When structuring an enterprise payment network, organizations must select between three distinct deployment topologies:</w:t>
@@ -1442,7 +1442,7 @@
       <w:r>
         <w:rPr>
           <w:rFonts w:ascii="Calibri" w:hAnsi="Calibri"/>
-          <w:color w:val="1E293B"/>
+          <w:color w:val="0F172A"/>
           <w:sz w:val="21"/>
         </w:rPr>
         <w:t>The security boundary for SoftPOS relies on an active defense-in-depth pipeline. The host runtime is inherently untrusted; therefore, all cryptographic operations must occur either within a Secure Element (eSE) / Trusted Execution Environment (TEE) or through obfuscated white-box mathematical transforms.</w:t>
@@ -1533,7 +1533,7 @@
         <w:rPr>
           <w:rFonts w:ascii="Calibri" w:hAnsi="Calibri"/>
           <w:b/>
-          <w:color w:val="1E293B"/>
+          <w:color w:val="0F172A"/>
           <w:sz w:val="21"/>
         </w:rPr>
         <w:t>Root &amp; Jailbreak Detection</w:t>
@@ -1541,7 +1541,7 @@
       <w:r>
         <w:rPr>
           <w:rFonts w:ascii="Calibri" w:hAnsi="Calibri"/>
-          <w:color w:val="1E293B"/>
+          <w:color w:val="0F172A"/>
           <w:sz w:val="21"/>
         </w:rPr>
         <w:t>: Real-time inspection of Magisk, KernelSU, su binaries, and SELinux permissive flags.</w:t>
@@ -1557,7 +1557,7 @@
         <w:rPr>
           <w:rFonts w:ascii="Calibri" w:hAnsi="Calibri"/>
           <w:b/>
-          <w:color w:val="1E293B"/>
+          <w:color w:val="0F172A"/>
           <w:sz w:val="21"/>
         </w:rPr>
         <w:t>Dynamic Hook Interception</w:t>
@@ -1565,7 +1565,7 @@
       <w:r>
         <w:rPr>
           <w:rFonts w:ascii="Calibri" w:hAnsi="Calibri"/>
-          <w:color w:val="1E293B"/>
+          <w:color w:val="0F172A"/>
           <w:sz w:val="21"/>
         </w:rPr>
         <w:t>: Monitoring memory spaces for Frida gadget injection, Xposed frameworks, and debugger attachments.</w:t>
@@ -1581,7 +1581,7 @@
         <w:rPr>
           <w:rFonts w:ascii="Calibri" w:hAnsi="Calibri"/>
           <w:b/>
-          <w:color w:val="1E293B"/>
+          <w:color w:val="0F172A"/>
           <w:sz w:val="21"/>
         </w:rPr>
         <w:t>Transient Session Keys</w:t>
@@ -1589,7 +1589,7 @@
       <w:r>
         <w:rPr>
           <w:rFonts w:ascii="Calibri" w:hAnsi="Calibri"/>
-          <w:color w:val="1E293B"/>
+          <w:color w:val="0F172A"/>
           <w:sz w:val="21"/>
         </w:rPr>
         <w:t>: Deriving unique transaction keys via ANSI X9.24-3 AES DUKPT to ensure forward and backward secrecy.</w:t>
@@ -1669,7 +1669,7 @@
         <w:rPr>
           <w:rFonts w:ascii="Calibri" w:hAnsi="Calibri"/>
           <w:b/>
-          <w:color w:val="1E293B"/>
+          <w:color w:val="0F172A"/>
           <w:sz w:val="21"/>
         </w:rPr>
         <w:t>Phase 1 (Days 1 - 30): Merchant Segmentation &amp; Scope Definition</w:t>
@@ -1677,7 +1677,7 @@
       <w:r>
         <w:rPr>
           <w:rFonts w:ascii="Calibri" w:hAnsi="Calibri"/>
-          <w:color w:val="1E293B"/>
+          <w:color w:val="0F172A"/>
           <w:sz w:val="21"/>
         </w:rPr>
         <w:t>:</w:t>
@@ -1692,7 +1692,7 @@
       <w:r>
         <w:rPr>
           <w:rFonts w:ascii="Calibri" w:hAnsi="Calibri"/>
-          <w:color w:val="1E293B"/>
+          <w:color w:val="0F172A"/>
           <w:sz w:val="21"/>
         </w:rPr>
         <w:t>Segment merchant base into low-volume mobility (SoftPOS Tap-to-Phone) and high-volume lane checkout (Semi-Integrated Gateway).</w:t>
@@ -1707,7 +1707,7 @@
       <w:r>
         <w:rPr>
           <w:rFonts w:ascii="Calibri" w:hAnsi="Calibri"/>
-          <w:color w:val="1E293B"/>
+          <w:color w:val="0F172A"/>
           <w:sz w:val="21"/>
         </w:rPr>
         <w:t>Engage Level 3 EMV certified gateway partner for cloud tokenization.</w:t>
@@ -1723,7 +1723,7 @@
         <w:rPr>
           <w:rFonts w:ascii="Calibri" w:hAnsi="Calibri"/>
           <w:b/>
-          <w:color w:val="1E293B"/>
+          <w:color w:val="0F172A"/>
           <w:sz w:val="21"/>
         </w:rPr>
         <w:t>Phase 2 (Days 31 - 60): Laboratory Certification &amp; White-Box Testing</w:t>
@@ -1731,7 +1731,7 @@
       <w:r>
         <w:rPr>
           <w:rFonts w:ascii="Calibri" w:hAnsi="Calibri"/>
-          <w:color w:val="1E293B"/>
+          <w:color w:val="0F172A"/>
           <w:sz w:val="21"/>
         </w:rPr>
         <w:t>:</w:t>
@@ -1746,7 +1746,7 @@
       <w:r>
         <w:rPr>
           <w:rFonts w:ascii="Calibri" w:hAnsi="Calibri"/>
-          <w:color w:val="1E293B"/>
+          <w:color w:val="0F172A"/>
           <w:sz w:val="21"/>
         </w:rPr>
         <w:t>Deploy sandbox MPoC test harnesses with Visa, Mastercard, and Amex contactless test card profiles.</w:t>
@@ -1761,7 +1761,7 @@
       <w:r>
         <w:rPr>
           <w:rFonts w:ascii="Calibri" w:hAnsi="Calibri"/>
-          <w:color w:val="1E293B"/>
+          <w:color w:val="0F172A"/>
           <w:sz w:val="21"/>
         </w:rPr>
         <w:t>Conduct penetration testing on runtime hooking and memory dumping vectors.</w:t>
@@ -1777,7 +1777,7 @@
         <w:rPr>
           <w:rFonts w:ascii="Calibri" w:hAnsi="Calibri"/>
           <w:b/>
-          <w:color w:val="1E293B"/>
+          <w:color w:val="0F172A"/>
           <w:sz w:val="21"/>
         </w:rPr>
         <w:t>Phase 3 (Days 61 - 90): Pilot Rollout &amp; Merchant Onboarding</w:t>
@@ -1785,7 +1785,7 @@
       <w:r>
         <w:rPr>
           <w:rFonts w:ascii="Calibri" w:hAnsi="Calibri"/>
-          <w:color w:val="1E293B"/>
+          <w:color w:val="0F172A"/>
           <w:sz w:val="21"/>
         </w:rPr>
         <w:t>:</w:t>
@@ -1800,7 +1800,7 @@
       <w:r>
         <w:rPr>
           <w:rFonts w:ascii="Calibri" w:hAnsi="Calibri"/>
-          <w:color w:val="1E293B"/>
+          <w:color w:val="0F172A"/>
           <w:sz w:val="21"/>
         </w:rPr>
         <w:t>Onboard initial cohort of 50 enterprise field agents.</w:t>
@@ -1815,7 +1815,7 @@
       <w:r>
         <w:rPr>
           <w:rFonts w:ascii="Calibri" w:hAnsi="Calibri"/>
-          <w:color w:val="1E293B"/>
+          <w:color w:val="0F172A"/>
           <w:sz w:val="21"/>
         </w:rPr>
         <w:t>Validate end-to-end clearing and settlement reports with acquiring bank.</w:t>
@@ -2326,7 +2326,7 @@
     </w:pPr>
     <w:rPr>
       <w:rFonts w:ascii="Calibri" w:hAnsi="Calibri"/>
-      <w:color w:val="1E293B"/>
+      <w:color w:val="0F172A"/>
       <w:sz w:val="21"/>
     </w:rPr>
   </w:style>
@@ -2420,7 +2420,7 @@
       <w:rFonts w:asciiTheme="majorHAnsi" w:eastAsiaTheme="majorEastAsia" w:hAnsiTheme="majorHAnsi" w:cstheme="majorBidi" w:ascii="Calibri" w:hAnsi="Calibri"/>
       <w:b/>
       <w:bCs/>
-      <w:color w:val="2563EB"/>
+      <w:color w:val="7B7F8A"/>
       <w:sz w:val="26"/>
       <w:szCs w:val="26"/>
     </w:rPr>
@@ -2444,7 +2444,7 @@
       <w:rFonts w:asciiTheme="majorHAnsi" w:eastAsiaTheme="majorEastAsia" w:hAnsiTheme="majorHAnsi" w:cstheme="majorBidi" w:ascii="Calibri" w:hAnsi="Calibri"/>
       <w:b/>
       <w:bCs/>
-      <w:color w:val="334155"/>
+      <w:color w:val="353B4C"/>
       <w:sz w:val="22"/>
     </w:rPr>
   </w:style>
